--- a/docs/Manual_Usuario.docx
+++ b/docs/Manual_Usuario.docx
@@ -6126,6 +6126,40 @@
         <w:t>. Verá el aviso de confirmación y volverá a la lista.</w:t>
       </w:r>
     </w:p>
+    <w:p>
+      <w:pPr>
+        <w:spacing w:after="60"/>
+        <w:ind w:left="170"/>
+      </w:pPr>
+      <w:r>
+        <w:rPr>
+          <w:b/>
+          <w:color w:val="3C7494"/>
+        </w:rPr>
+        <w:t xml:space="preserve">Salir sin guardar.  </w:t>
+      </w:r>
+      <w:r>
+        <w:t xml:space="preserve">Si escribió datos y intenta salir del formulario (por ejemplo pulsando otra opción del menú o Cancelar), aparece la ventana «Salir sin guardar». Con </w:t>
+      </w:r>
+      <w:r>
+        <w:rPr>
+          <w:b/>
+        </w:rPr>
+        <w:t>Sí</w:t>
+      </w:r>
+      <w:r>
+        <w:t xml:space="preserve"> sale a la opción elegida sin guardar los cambios; con </w:t>
+      </w:r>
+      <w:r>
+        <w:rPr>
+          <w:b/>
+        </w:rPr>
+        <w:t>No</w:t>
+      </w:r>
+      <w:r>
+        <w:t xml:space="preserve"> se queda en el formulario. Esto vale para clientes, empresas, locales y contratos.</w:t>
+      </w:r>
+    </w:p>
     <w:tbl>
       <w:tblPr>
         <w:tblW w:w="0" w:type="auto"/>
@@ -6221,27 +6255,7 @@
               <w:rPr>
                 <w:sz w:val="20"/>
               </w:rPr>
-              <w:t xml:space="preserve">Código corto y único, por ejemplo </w:t>
-            </w:r>
-            <w:r>
-              <w:rPr>
-                <w:i/>
-                <w:sz w:val="20"/>
-              </w:rPr>
-              <w:t>CLI-011</w:t>
-            </w:r>
-            <w:r>
-              <w:rPr>
-                <w:sz w:val="20"/>
-              </w:rPr>
-              <w:t xml:space="preserve">. </w:t>
-            </w:r>
-            <w:r>
-              <w:rPr>
-                <w:b/>
-                <w:sz w:val="20"/>
-              </w:rPr>
-              <w:t>No se puede cambiar después.</w:t>
+              <w:t>Lo asigna el sistema al guardar (por ejemplo CLI-0011). Aparece vacío al crear y no se puede escribir ni cambiar.</w:t>
             </w:r>
           </w:p>
         </w:tc>
@@ -6543,7 +6557,7 @@
         <w:t>Guardar</w:t>
       </w:r>
       <w:r>
-        <w:t>. El código no se puede modificar.</w:t>
+        <w:t>. El código se muestra, pero no se puede modificar.</w:t>
       </w:r>
     </w:p>
     <w:p>
@@ -6714,20 +6728,7 @@
               <w:rPr>
                 <w:sz w:val="20"/>
               </w:rPr>
-              <w:t xml:space="preserve">Corto y único, por ejemplo </w:t>
-            </w:r>
-            <w:r>
-              <w:rPr>
-                <w:i/>
-                <w:sz w:val="20"/>
-              </w:rPr>
-              <w:t>EMP002</w:t>
-            </w:r>
-            <w:r>
-              <w:rPr>
-                <w:sz w:val="20"/>
-              </w:rPr>
-              <w:t>. No se puede cambiar después.</w:t>
+              <w:t>Lo asigna el sistema al guardar (por ejemplo EMP-0002). Aparece vacío al crear y no se puede escribir ni cambiar.</w:t>
             </w:r>
           </w:p>
         </w:tc>
@@ -7373,20 +7374,7 @@
               <w:rPr>
                 <w:sz w:val="20"/>
               </w:rPr>
-              <w:t xml:space="preserve">Corto y único, por ejemplo </w:t>
-            </w:r>
-            <w:r>
-              <w:rPr>
-                <w:i/>
-                <w:sz w:val="20"/>
-              </w:rPr>
-              <w:t>LOC-013</w:t>
-            </w:r>
-            <w:r>
-              <w:rPr>
-                <w:sz w:val="20"/>
-              </w:rPr>
-              <w:t>. No se puede cambiar después.</w:t>
+              <w:t>Lo asigna el sistema al guardar (por ejemplo LOC-0013). Aparece vacío al crear y no se puede escribir ni cambiar.</w:t>
             </w:r>
           </w:p>
         </w:tc>
@@ -11371,7 +11359,7 @@
               <w:rPr>
                 <w:sz w:val="20"/>
               </w:rPr>
-              <w:t>Ya existe un cliente / local / empresa con ese código o documento</w:t>
+              <w:t>Ya existe un cliente / local / empresa con ese documento</w:t>
             </w:r>
           </w:p>
         </w:tc>
@@ -11387,7 +11375,7 @@
               <w:rPr>
                 <w:sz w:val="20"/>
               </w:rPr>
-              <w:t>Use otro código, o busque el registro existente.</w:t>
+              <w:t>Revise el número de documento o busque el registro existente.</w:t>
             </w:r>
           </w:p>
         </w:tc>
@@ -11727,7 +11715,8 @@
     </w:p>
     <w:p>
       <w:r>
-        <w:t>No. Se define al crearlo y no puede modificarse; el resto de los datos sí.</w:t>
+        <w:rPr/>
+        <w:t>No. Lo asigna el sistema al guardar (por ejemplo CLI-0011) y no puede escribirse ni modificarse; el resto de los datos sí.</w:t>
       </w:r>
     </w:p>
     <w:p>
